--- a/entregables/BiblioCity.docx
+++ b/entregables/BiblioCity.docx
@@ -517,10 +517,7 @@
               <w:jc w:val="center"/>
             </w:pPr>
             <w:r>
-              <w:t>HU – 00</w:t>
-            </w:r>
-            <w:r>
-              <w:t>2</w:t>
+              <w:t>HU – 002</w:t>
             </w:r>
           </w:p>
         </w:tc>
@@ -561,11 +558,9 @@
             <w:pPr>
               <w:jc w:val="center"/>
             </w:pPr>
-            <w:proofErr w:type="spellStart"/>
-            <w:r>
-              <w:t>Gestion</w:t>
-            </w:r>
-            <w:proofErr w:type="spellEnd"/>
+            <w:r>
+              <w:t>Gestión</w:t>
+            </w:r>
             <w:r>
               <w:t xml:space="preserve"> de usuarios</w:t>
             </w:r>
@@ -606,13 +601,11 @@
           </w:tcPr>
           <w:p>
             <w:r>
-              <w:t xml:space="preserve">La identificación de </w:t>
-            </w:r>
-            <w:proofErr w:type="spellStart"/>
-            <w:r>
-              <w:t>eb</w:t>
-            </w:r>
-            <w:proofErr w:type="spellEnd"/>
+              <w:t xml:space="preserve">La identificación </w:t>
+            </w:r>
+            <w:r>
+              <w:t>debe</w:t>
+            </w:r>
             <w:r>
               <w:t xml:space="preserve"> ser única</w:t>
             </w:r>
@@ -630,10 +623,7 @@
               <w:jc w:val="center"/>
             </w:pPr>
             <w:r>
-              <w:t>HU – 00</w:t>
-            </w:r>
-            <w:r>
-              <w:t>3</w:t>
+              <w:t>HU – 003</w:t>
             </w:r>
           </w:p>
         </w:tc>
@@ -674,60 +664,69 @@
             <w:pPr>
               <w:jc w:val="center"/>
             </w:pPr>
+            <w:r>
+              <w:t>Gestión</w:t>
+            </w:r>
+            <w:r>
+              <w:t xml:space="preserve"> de prestamos</w:t>
+            </w:r>
+          </w:p>
+        </w:tc>
+        <w:tc>
+          <w:tcPr>
+            <w:tcW w:w="1363" w:type="dxa"/>
+            <w:vAlign w:val="center"/>
+          </w:tcPr>
+          <w:p>
+            <w:pPr>
+              <w:jc w:val="center"/>
+            </w:pPr>
+            <w:r>
+              <w:t>Muy alta</w:t>
+            </w:r>
+          </w:p>
+        </w:tc>
+        <w:tc>
+          <w:tcPr>
+            <w:tcW w:w="1065" w:type="dxa"/>
+            <w:vAlign w:val="center"/>
+          </w:tcPr>
+          <w:p>
+            <w:pPr>
+              <w:jc w:val="center"/>
+            </w:pPr>
+            <w:r>
+              <w:t>1</w:t>
+            </w:r>
+          </w:p>
+        </w:tc>
+        <w:tc>
+          <w:tcPr>
+            <w:tcW w:w="1954" w:type="dxa"/>
+            <w:vAlign w:val="center"/>
+          </w:tcPr>
+          <w:p>
+            <w:r>
+              <w:t xml:space="preserve">Deben existir </w:t>
+            </w:r>
             <w:proofErr w:type="spellStart"/>
             <w:r>
-              <w:t>Gestion</w:t>
+              <w:t>max</w:t>
             </w:r>
             <w:proofErr w:type="spellEnd"/>
             <w:r>
-              <w:t xml:space="preserve"> de prestamos</w:t>
-            </w:r>
-          </w:p>
-        </w:tc>
-        <w:tc>
-          <w:tcPr>
-            <w:tcW w:w="1363" w:type="dxa"/>
-            <w:vAlign w:val="center"/>
-          </w:tcPr>
-          <w:p>
-            <w:pPr>
-              <w:jc w:val="center"/>
-            </w:pPr>
-            <w:r>
-              <w:t>Muy alta</w:t>
-            </w:r>
-          </w:p>
-        </w:tc>
-        <w:tc>
-          <w:tcPr>
-            <w:tcW w:w="1065" w:type="dxa"/>
-            <w:vAlign w:val="center"/>
-          </w:tcPr>
-          <w:p>
-            <w:pPr>
-              <w:jc w:val="center"/>
-            </w:pPr>
-            <w:r>
-              <w:t>1</w:t>
-            </w:r>
-          </w:p>
-        </w:tc>
-        <w:tc>
-          <w:tcPr>
-            <w:tcW w:w="1954" w:type="dxa"/>
-            <w:vAlign w:val="center"/>
-          </w:tcPr>
-          <w:p>
-            <w:r>
-              <w:t xml:space="preserve">Deben existir </w:t>
-            </w:r>
-            <w:proofErr w:type="spellStart"/>
-            <w:r>
-              <w:t>max</w:t>
-            </w:r>
-            <w:proofErr w:type="spellEnd"/>
-            <w:r>
               <w:t xml:space="preserve"> 3 préstamos activos</w:t>
+            </w:r>
+            <w:r>
+              <w:t>.</w:t>
+            </w:r>
+          </w:p>
+          <w:p>
+            <w:r>
+              <w:t>Validar que el socio no tenga multas pendientes</w:t>
+            </w:r>
+            <w:r>
+              <w:t>.</w:t>
             </w:r>
           </w:p>
         </w:tc>
@@ -743,10 +742,7 @@
               <w:jc w:val="center"/>
             </w:pPr>
             <w:r>
-              <w:t>HU – 00</w:t>
-            </w:r>
-            <w:r>
-              <w:t>4</w:t>
+              <w:t>HU – 004</w:t>
             </w:r>
           </w:p>
         </w:tc>
@@ -843,10 +839,7 @@
               <w:jc w:val="center"/>
             </w:pPr>
             <w:r>
-              <w:t>HU – 00</w:t>
-            </w:r>
-            <w:r>
-              <w:t>5</w:t>
+              <w:t>HU – 005</w:t>
             </w:r>
           </w:p>
         </w:tc>
@@ -927,7 +920,11 @@
           </w:tcPr>
           <w:p>
             <w:r>
-              <w:t>Si retraso</w:t>
+              <w:t xml:space="preserve">Generar multa si la fecha actual es mayor a la </w:t>
+            </w:r>
+            <w:r>
+              <w:lastRenderedPageBreak/>
+              <w:t>fecha de devolución estimada</w:t>
             </w:r>
           </w:p>
         </w:tc>
@@ -943,10 +940,8 @@
               <w:jc w:val="center"/>
             </w:pPr>
             <w:r>
-              <w:t>HU – 00</w:t>
-            </w:r>
-            <w:r>
-              <w:t>6</w:t>
+              <w:lastRenderedPageBreak/>
+              <w:t>HU – 006</w:t>
             </w:r>
           </w:p>
         </w:tc>
@@ -1043,11 +1038,7 @@
               <w:jc w:val="center"/>
             </w:pPr>
             <w:r>
-              <w:lastRenderedPageBreak/>
-              <w:t>HU – 00</w:t>
-            </w:r>
-            <w:r>
-              <w:t>7</w:t>
+              <w:t>HU – 007</w:t>
             </w:r>
           </w:p>
         </w:tc>
@@ -1144,10 +1135,7 @@
               <w:jc w:val="center"/>
             </w:pPr>
             <w:r>
-              <w:t>HU – 00</w:t>
-            </w:r>
-            <w:r>
-              <w:t>8</w:t>
+              <w:t>HU – 008</w:t>
             </w:r>
           </w:p>
         </w:tc>
@@ -1244,10 +1232,7 @@
               <w:jc w:val="center"/>
             </w:pPr>
             <w:r>
-              <w:t>HU – 00</w:t>
-            </w:r>
-            <w:r>
-              <w:t>9</w:t>
+              <w:t>HU – 009</w:t>
             </w:r>
           </w:p>
         </w:tc>
@@ -1381,6 +1366,22 @@
     <w:p>
       <w:pPr>
         <w:jc w:val="both"/>
+      </w:pPr>
+      <w:r>
+        <w:t xml:space="preserve">Se aplica el principio de inversión de dependencias mediante el uso de interfaces en la capa de </w:t>
+      </w:r>
+      <w:proofErr w:type="spellStart"/>
+      <w:r>
+        <w:t>Repository</w:t>
+      </w:r>
+      <w:proofErr w:type="spellEnd"/>
+      <w:r>
+        <w:t xml:space="preserve"> y la inyección de dependencias de Spring, lo que desacopla la lógica de negocio de la implementación persistente</w:t>
+      </w:r>
+    </w:p>
+    <w:p>
+      <w:pPr>
+        <w:jc w:val="both"/>
         <w:rPr>
           <w:b/>
           <w:bCs/>
@@ -1505,14 +1506,7 @@
           <w:b/>
           <w:bCs/>
         </w:rPr>
-        <w:t>TECNOLOGÍA</w:t>
-      </w:r>
-      <w:r>
-        <w:rPr>
-          <w:b/>
-          <w:bCs/>
-        </w:rPr>
-        <w:t>:</w:t>
+        <w:t>TECNOLOGÍA:</w:t>
       </w:r>
     </w:p>
     <w:p>
@@ -1536,45 +1530,17 @@
     <w:p>
       <w:pPr>
         <w:jc w:val="both"/>
-      </w:pPr>
-    </w:p>
-    <w:p>
-      <w:pPr>
-        <w:jc w:val="both"/>
-      </w:pPr>
-    </w:p>
-    <w:p>
-      <w:pPr>
-        <w:jc w:val="both"/>
-      </w:pPr>
-    </w:p>
-    <w:p>
-      <w:pPr>
-        <w:jc w:val="both"/>
-      </w:pPr>
-    </w:p>
-    <w:p>
-      <w:pPr>
-        <w:jc w:val="both"/>
-        <w:rPr>
-          <w:b/>
-          <w:bCs/>
-        </w:rPr>
-      </w:pPr>
-      <w:r>
-        <w:rPr>
-          <w:b/>
-          <w:bCs/>
-        </w:rPr>
-        <w:lastRenderedPageBreak/>
-        <w:t>MODELO DE BASE DE DATOS</w:t>
-      </w:r>
-      <w:r>
-        <w:rPr>
-          <w:b/>
-          <w:bCs/>
-        </w:rPr>
-        <w:t>:</w:t>
+        <w:rPr>
+          <w:b/>
+          <w:bCs/>
+        </w:rPr>
+      </w:pPr>
+      <w:r>
+        <w:rPr>
+          <w:b/>
+          <w:bCs/>
+        </w:rPr>
+        <w:t>MODELO DE BASE DE DATOS:</w:t>
       </w:r>
     </w:p>
     <w:p>
@@ -1683,6 +1649,9 @@
       <w:r>
         <w:t>estado</w:t>
       </w:r>
+      <w:r>
+        <w:t>(Activo/Inactivo)</w:t>
+      </w:r>
     </w:p>
     <w:p/>
     <w:p>
@@ -1737,20 +1706,32 @@
       <w:r>
         <w:t>estado</w:t>
       </w:r>
-    </w:p>
-    <w:p>
-      <w:pPr>
-        <w:rPr>
-          <w:b/>
-          <w:bCs/>
-        </w:rPr>
-      </w:pPr>
-      <w:r>
+      <w:r>
+        <w:t>(Activo/Inactivo)</w:t>
+      </w:r>
+    </w:p>
+    <w:p>
+      <w:pPr>
         <w:rPr>
           <w:rFonts w:ascii="Segoe UI Emoji" w:hAnsi="Segoe UI Emoji" w:cs="Segoe UI Emoji"/>
           <w:b/>
           <w:bCs/>
         </w:rPr>
+      </w:pPr>
+    </w:p>
+    <w:p>
+      <w:pPr>
+        <w:rPr>
+          <w:b/>
+          <w:bCs/>
+        </w:rPr>
+      </w:pPr>
+      <w:r>
+        <w:rPr>
+          <w:rFonts w:ascii="Segoe UI Emoji" w:hAnsi="Segoe UI Emoji" w:cs="Segoe UI Emoji"/>
+          <w:b/>
+          <w:bCs/>
+        </w:rPr>
         <w:t xml:space="preserve">Tabla: </w:t>
       </w:r>
       <w:proofErr w:type="spellStart"/>
@@ -1798,11 +1779,18 @@
     <w:p>
       <w:proofErr w:type="spellStart"/>
       <w:r>
-        <w:t>fecha_devolucion</w:t>
+        <w:t>fecha_devolucion_estimada</w:t>
       </w:r>
       <w:proofErr w:type="spellEnd"/>
     </w:p>
     <w:p>
+      <w:proofErr w:type="spellStart"/>
+      <w:r>
+        <w:t>fecha_devolucion_real</w:t>
+      </w:r>
+      <w:proofErr w:type="spellEnd"/>
+    </w:p>
+    <w:p>
       <w:r>
         <w:t>estado</w:t>
       </w:r>
@@ -1825,7 +1813,7 @@
       </w:r>
       <w:proofErr w:type="spellEnd"/>
       <w:r>
-        <w:t>, estado ACTIVO) (lógico)</w:t>
+        <w:t xml:space="preserve">, estado ACTIVO) </w:t>
       </w:r>
     </w:p>
     <w:p>
@@ -1876,7 +1864,6 @@
         <w:t>estado (PENDIENTE, PAGADA)</w:t>
       </w:r>
     </w:p>
-    <w:p/>
     <w:p/>
     <w:p>
       <w:pPr>
@@ -2957,6 +2944,7 @@
   <w:style w:type="paragraph" w:default="1" w:styleId="Normal">
     <w:name w:val="Normal"/>
     <w:qFormat/>
+    <w:rsid w:val="003C3283"/>
   </w:style>
   <w:style w:type="paragraph" w:styleId="Ttulo1">
     <w:name w:val="heading 1"/>
